--- a/assets/files/Muhammed_Irshad_CV.docx
+++ b/assets/files/Muhammed_Irshad_CV.docx
@@ -72,31 +72,7 @@
           <w:sz w:val="16"/>
           <w:szCs w:val="16"/>
         </w:rPr>
-        <w:t xml:space="preserve"> </w:t>
-      </w:r>
-      <w:r>
-        <w:rPr>
-          <w:color w:val="1F4E79"/>
-          <w:sz w:val="16"/>
-          <w:szCs w:val="16"/>
-        </w:rPr>
-        <w:t xml:space="preserve"> </w:t>
-      </w:r>
-      <w:r>
-        <w:rPr>
-          <w:color w:val="1F4E79"/>
-          <w:sz w:val="16"/>
-          <w:szCs w:val="16"/>
-        </w:rPr>
-        <w:t>•</w:t>
-      </w:r>
-      <w:r>
-        <w:rPr>
-          <w:color w:val="1F4E79"/>
-          <w:sz w:val="16"/>
-          <w:szCs w:val="16"/>
-        </w:rPr>
-        <w:t xml:space="preserve">  </w:t>
+        <w:t xml:space="preserve">  •  </w:t>
       </w:r>
       <w:r>
         <w:rPr>
@@ -106,27 +82,7 @@
           <w:sz w:val="17"/>
           <w:szCs w:val="17"/>
         </w:rPr>
-        <w:t>+91 73 56</w:t>
-      </w:r>
-      <w:r>
-        <w:rPr>
-          <w:b/>
-          <w:bCs/>
-          <w:color w:val="20252B"/>
-          <w:sz w:val="17"/>
-          <w:szCs w:val="17"/>
-        </w:rPr>
-        <w:t>70</w:t>
-      </w:r>
-      <w:r>
-        <w:rPr>
-          <w:b/>
-          <w:bCs/>
-          <w:color w:val="20252B"/>
-          <w:sz w:val="17"/>
-          <w:szCs w:val="17"/>
-        </w:rPr>
-        <w:t xml:space="preserve"> 4323</w:t>
+        <w:t xml:space="preserve">+91 73 5670 4323</w:t>
       </w:r>
       <w:r>
         <w:rPr>
@@ -162,19 +118,8 @@
             <w:sz w:val="17"/>
             <w:szCs w:val="17"/>
           </w:rPr>
-          <w:t>linkedin.com/in/</w:t>
+          <w:t>linkedin.com/in/irshad-alungal</w:t>
         </w:r>
-        <w:proofErr w:type="spellStart"/>
-        <w:r>
-          <w:rPr>
-            <w:rStyle w:val="Hyperlink"/>
-            <w:color w:val="2F6DB3"/>
-            <w:sz w:val="17"/>
-            <w:szCs w:val="17"/>
-          </w:rPr>
-          <w:t>irshad-alungal</w:t>
-        </w:r>
-        <w:proofErr w:type="spellEnd"/>
       </w:hyperlink>
     </w:p>
     <w:p>
@@ -189,7 +134,7 @@
             <w:sz w:val="17"/>
             <w:szCs w:val="17"/>
           </w:rPr>
-          <w:t>irshad-alungal.github.io/web</w:t>
+          <w:t>irshad-alungal.github.io</w:t>
         </w:r>
       </w:hyperlink>
       <w:r>
@@ -208,19 +153,8 @@
             <w:sz w:val="17"/>
             <w:szCs w:val="17"/>
           </w:rPr>
-          <w:t>github.com/</w:t>
+          <w:t>github.com/irshad-alungal</w:t>
         </w:r>
-        <w:proofErr w:type="spellStart"/>
-        <w:r>
-          <w:rPr>
-            <w:rStyle w:val="Hyperlink"/>
-            <w:color w:val="2F6DB3"/>
-            <w:sz w:val="17"/>
-            <w:szCs w:val="17"/>
-          </w:rPr>
-          <w:t>irshad-alungal</w:t>
-        </w:r>
-        <w:proofErr w:type="spellEnd"/>
       </w:hyperlink>
     </w:p>
     <w:p>
@@ -274,55 +208,7 @@
         <w:rPr>
           <w:color w:val="2C333B"/>
         </w:rPr>
-        <w:t xml:space="preserve">Frontend &amp; Shopify Developer with </w:t>
-      </w:r>
-      <w:r>
-        <w:rPr>
-          <w:color w:val="2C333B"/>
-        </w:rPr>
-        <w:t>4</w:t>
-      </w:r>
-      <w:r>
-        <w:rPr>
-          <w:color w:val="2C333B"/>
-        </w:rPr>
-        <w:t>+ years of experience building responsive, high</w:t>
-      </w:r>
-      <w:r>
-        <w:rPr>
-          <w:color w:val="2C333B"/>
-        </w:rPr>
-        <w:t xml:space="preserve"> </w:t>
-      </w:r>
-      <w:r>
-        <w:rPr>
-          <w:color w:val="2C333B"/>
-        </w:rPr>
-        <w:t>performance e-commerce stores and business websites using HTML5, CSS3, JavaScript (ES6+), and Shopify Liquid. Specialized in Shopify theme development and customization, reusable sections and snippets, WordPress development, and REST API integration. Delivers mobile</w:t>
-      </w:r>
-      <w:r>
-        <w:rPr>
-          <w:color w:val="2C333B"/>
-        </w:rPr>
-        <w:t xml:space="preserve"> </w:t>
-      </w:r>
-      <w:r>
-        <w:rPr>
-          <w:color w:val="2C333B"/>
-        </w:rPr>
-        <w:t>first, SEO-friendly, cross</w:t>
-      </w:r>
-      <w:r>
-        <w:rPr>
-          <w:color w:val="2C333B"/>
-        </w:rPr>
-        <w:t xml:space="preserve"> </w:t>
-      </w:r>
-      <w:r>
-        <w:rPr>
-          <w:color w:val="2C333B"/>
-        </w:rPr>
-        <w:t>browser interfaces that follow UI/UX best practices and clean coding standards. A fast learner who adapts quickly to new technologies and collaborates effectively with designers and international clients in remote teams. Seeking Remote, Hybrid, or Full-Time Frontend / Shopify Developer opportunities.</w:t>
+        <w:t xml:space="preserve">Frontend &amp; Shopify Developer with 4+ years of experience building responsive, high performance e-commerce stores and business websites using HTML5, CSS3, JavaScript (ES6+), and Shopify Liquid. Specialized in Shopify theme development and customization, reusable sections and snippets, WordPress development, REST API integration, and complete Shopify store setup with payment gateway and Shiprocket integration. Delivers mobile first, SEO-friendly, cross browser interfaces that follow UI/UX best practices and clean coding standards. A fast learner who adapts quickly to new technologies and collaborates effectively with designers and international clients in remote teams. Seeking Remote, Hybrid, or Full-Time Frontend / Shopify Developer opportunities.</w:t>
       </w:r>
       <w:r>
         <w:t xml:space="preserve"> Leverages AI tools (GitHub Copilot, ChatGPT, Claude) and AI API integration to accelerate development, content, and delivery.</w:t>
@@ -645,27 +531,7 @@
           <w:szCs w:val="18"/>
           <w:shd w:val="clear" w:color="auto" w:fill="EEF3F9"/>
         </w:rPr>
-        <w:t xml:space="preserve">  </w:t>
-      </w:r>
-      <w:proofErr w:type="spellStart"/>
-      <w:r>
-        <w:rPr>
-          <w:color w:val="1F4E79"/>
-          <w:sz w:val="18"/>
-          <w:szCs w:val="18"/>
-          <w:shd w:val="clear" w:color="auto" w:fill="EEF3F9"/>
-        </w:rPr>
-        <w:t>Metafields</w:t>
-      </w:r>
-      <w:proofErr w:type="spellEnd"/>
-      <w:r>
-        <w:rPr>
-          <w:color w:val="1F4E79"/>
-          <w:sz w:val="18"/>
-          <w:szCs w:val="18"/>
-          <w:shd w:val="clear" w:color="auto" w:fill="EEF3F9"/>
-        </w:rPr>
-        <w:t xml:space="preserve">  </w:t>
+        <w:t xml:space="preserve">  Metafields  </w:t>
       </w:r>
       <w:r>
         <w:rPr>
@@ -723,7 +589,7 @@
           <w:sz w:val="19"/>
           <w:szCs w:val="19"/>
         </w:rPr>
-        <w:t>WordPress</w:t>
+        <w:t>E-commerce</w:t>
       </w:r>
       <w:r>
         <w:tab/>
@@ -735,172 +601,231 @@
           <w:szCs w:val="18"/>
           <w:shd w:val="clear" w:color="auto" w:fill="EEF3F9"/>
         </w:rPr>
-        <w:t xml:space="preserve">  </w:t>
-      </w:r>
-      <w:proofErr w:type="spellStart"/>
-      <w:r>
-        <w:rPr>
-          <w:color w:val="1F4E79"/>
-          <w:sz w:val="18"/>
-          <w:szCs w:val="18"/>
-          <w:shd w:val="clear" w:color="auto" w:fill="EEF3F9"/>
-        </w:rPr>
-        <w:t>WordPress</w:t>
-      </w:r>
-      <w:proofErr w:type="spellEnd"/>
-      <w:r>
-        <w:rPr>
-          <w:color w:val="1F4E79"/>
-          <w:sz w:val="18"/>
-          <w:szCs w:val="18"/>
-          <w:shd w:val="clear" w:color="auto" w:fill="EEF3F9"/>
-        </w:rPr>
-        <w:t xml:space="preserve"> Development  </w:t>
-      </w:r>
-      <w:r>
-        <w:rPr>
-          <w:sz w:val="10"/>
-          <w:szCs w:val="10"/>
-        </w:rPr>
-        <w:t xml:space="preserve"> </w:t>
-      </w:r>
-      <w:r>
-        <w:rPr>
-          <w:color w:val="1F4E79"/>
-          <w:sz w:val="18"/>
-          <w:szCs w:val="18"/>
-          <w:shd w:val="clear" w:color="auto" w:fill="EEF3F9"/>
-        </w:rPr>
-        <w:t xml:space="preserve">  </w:t>
-      </w:r>
-      <w:proofErr w:type="spellStart"/>
-      <w:r>
-        <w:rPr>
-          <w:color w:val="1F4E79"/>
-          <w:sz w:val="18"/>
-          <w:szCs w:val="18"/>
-          <w:shd w:val="clear" w:color="auto" w:fill="EEF3F9"/>
-        </w:rPr>
-        <w:t>Elementor</w:t>
-      </w:r>
-      <w:proofErr w:type="spellEnd"/>
-      <w:r>
-        <w:rPr>
-          <w:color w:val="1F4E79"/>
-          <w:sz w:val="18"/>
-          <w:szCs w:val="18"/>
-          <w:shd w:val="clear" w:color="auto" w:fill="EEF3F9"/>
-        </w:rPr>
-        <w:t xml:space="preserve">  </w:t>
-      </w:r>
-      <w:r>
-        <w:rPr>
-          <w:sz w:val="10"/>
-          <w:szCs w:val="10"/>
-        </w:rPr>
-        <w:t xml:space="preserve"> </w:t>
-      </w:r>
-      <w:r>
-        <w:rPr>
-          <w:color w:val="1F4E79"/>
-          <w:sz w:val="18"/>
-          <w:szCs w:val="18"/>
-          <w:shd w:val="clear" w:color="auto" w:fill="EEF3F9"/>
-        </w:rPr>
-        <w:t xml:space="preserve">  Theme Customization  </w:t>
-      </w:r>
-      <w:r>
-        <w:rPr>
-          <w:sz w:val="10"/>
-          <w:szCs w:val="10"/>
-        </w:rPr>
-        <w:t xml:space="preserve"> </w:t>
-      </w:r>
-      <w:r>
-        <w:rPr>
-          <w:color w:val="1F4E79"/>
-          <w:sz w:val="18"/>
-          <w:szCs w:val="18"/>
-          <w:shd w:val="clear" w:color="auto" w:fill="EEF3F9"/>
-        </w:rPr>
-        <w:t xml:space="preserve">  Plugins  </w:t>
-      </w:r>
-      <w:r>
-        <w:rPr>
-          <w:sz w:val="10"/>
-          <w:szCs w:val="10"/>
-        </w:rPr>
-        <w:t xml:space="preserve"> </w:t>
-      </w:r>
-      <w:r>
-        <w:rPr>
-          <w:color w:val="1F4E79"/>
-          <w:sz w:val="18"/>
-          <w:szCs w:val="18"/>
-          <w:shd w:val="clear" w:color="auto" w:fill="EEF3F9"/>
-        </w:rPr>
-        <w:t xml:space="preserve">  SEO Optimization</w:t>
-      </w:r>
-      <w:r>
-        <w:rPr>
-          <w:color w:val="1F4E79"/>
-          <w:sz w:val="18"/>
-          <w:szCs w:val="18"/>
-          <w:shd w:val="clear" w:color="auto" w:fill="EEF3F9"/>
-        </w:rPr>
-        <w:t xml:space="preserve">  </w:t>
-      </w:r>
-      <w:r>
-        <w:rPr>
-          <w:sz w:val="10"/>
-          <w:szCs w:val="10"/>
-        </w:rPr>
-        <w:t xml:space="preserve"> </w:t>
-      </w:r>
-      <w:r>
-        <w:rPr>
-          <w:color w:val="1F4E79"/>
-          <w:sz w:val="18"/>
-          <w:szCs w:val="18"/>
-          <w:shd w:val="clear" w:color="auto" w:fill="EEF3F9"/>
-        </w:rPr>
-        <w:t xml:space="preserve">  </w:t>
-      </w:r>
-      <w:r>
-        <w:rPr>
-          <w:color w:val="1F4E79"/>
-          <w:sz w:val="18"/>
-          <w:szCs w:val="18"/>
-          <w:shd w:val="clear" w:color="auto" w:fill="EEF3F9"/>
-        </w:rPr>
-        <w:t>M</w:t>
-      </w:r>
-      <w:r>
-        <w:rPr>
-          <w:color w:val="1F4E79"/>
-          <w:sz w:val="18"/>
-          <w:szCs w:val="18"/>
-          <w:shd w:val="clear" w:color="auto" w:fill="EEF3F9"/>
-        </w:rPr>
-        <w:t>igration</w:t>
-      </w:r>
-      <w:r>
-        <w:rPr>
-          <w:color w:val="1F4E79"/>
-          <w:sz w:val="18"/>
-          <w:szCs w:val="18"/>
-          <w:shd w:val="clear" w:color="auto" w:fill="EEF3F9"/>
-        </w:rPr>
-        <w:t xml:space="preserve"> </w:t>
-      </w:r>
-      <w:r>
-        <w:rPr>
-          <w:color w:val="1F4E79"/>
-          <w:sz w:val="18"/>
-          <w:szCs w:val="18"/>
-          <w:shd w:val="clear" w:color="auto" w:fill="EEF3F9"/>
-        </w:rPr>
-        <w:t xml:space="preserve">  </w:t>
+        <w:t xml:space="preserve">  Shopify Store Setup  </w:t>
+      </w:r>
+      <w:r>
+        <w:rPr>
+          <w:sz w:val="10"/>
+          <w:szCs w:val="10"/>
+        </w:rPr>
+        <w:t xml:space="preserve"> </w:t>
+      </w:r>
+      <w:r>
+        <w:rPr>
+          <w:color w:val="1F4E79"/>
+          <w:sz w:val="18"/>
+          <w:szCs w:val="18"/>
+          <w:shd w:val="clear" w:color="auto" w:fill="EEF3F9"/>
+        </w:rPr>
+        <w:t xml:space="preserve">  Payment Gateway Integration  </w:t>
+      </w:r>
+      <w:r>
+        <w:rPr>
+          <w:sz w:val="10"/>
+          <w:szCs w:val="10"/>
+        </w:rPr>
+        <w:t xml:space="preserve"> </w:t>
+      </w:r>
+      <w:r>
+        <w:rPr>
+          <w:color w:val="1F4E79"/>
+          <w:sz w:val="18"/>
+          <w:szCs w:val="18"/>
+          <w:shd w:val="clear" w:color="auto" w:fill="EEF3F9"/>
+        </w:rPr>
+        <w:t xml:space="preserve">  Razorpay  </w:t>
+      </w:r>
+      <w:r>
+        <w:rPr>
+          <w:sz w:val="10"/>
+          <w:szCs w:val="10"/>
+        </w:rPr>
+        <w:t xml:space="preserve"> </w:t>
+      </w:r>
+      <w:r>
+        <w:rPr>
+          <w:color w:val="1F4E79"/>
+          <w:sz w:val="18"/>
+          <w:szCs w:val="18"/>
+          <w:shd w:val="clear" w:color="auto" w:fill="EEF3F9"/>
+        </w:rPr>
+        <w:t xml:space="preserve">  Stripe  </w:t>
+      </w:r>
+      <w:r>
+        <w:rPr>
+          <w:sz w:val="10"/>
+          <w:szCs w:val="10"/>
+        </w:rPr>
+        <w:t xml:space="preserve"> </w:t>
+      </w:r>
+      <w:r>
+        <w:rPr>
+          <w:color w:val="1F4E79"/>
+          <w:sz w:val="18"/>
+          <w:szCs w:val="18"/>
+          <w:shd w:val="clear" w:color="auto" w:fill="EEF3F9"/>
+        </w:rPr>
+        <w:t xml:space="preserve">  PayPal  </w:t>
+      </w:r>
+      <w:r>
+        <w:rPr>
+          <w:sz w:val="10"/>
+          <w:szCs w:val="10"/>
+        </w:rPr>
+        <w:t xml:space="preserve"> </w:t>
+      </w:r>
+      <w:r>
+        <w:rPr>
+          <w:color w:val="1F4E79"/>
+          <w:sz w:val="18"/>
+          <w:szCs w:val="18"/>
+          <w:shd w:val="clear" w:color="auto" w:fill="EEF3F9"/>
+        </w:rPr>
+        <w:t xml:space="preserve">  Cashfree  </w:t>
+      </w:r>
+      <w:r>
+        <w:rPr>
+          <w:sz w:val="10"/>
+          <w:szCs w:val="10"/>
+        </w:rPr>
+        <w:t xml:space="preserve"> </w:t>
+      </w:r>
+      <w:r>
+        <w:rPr>
+          <w:color w:val="1F4E79"/>
+          <w:sz w:val="18"/>
+          <w:szCs w:val="18"/>
+          <w:shd w:val="clear" w:color="auto" w:fill="EEF3F9"/>
+        </w:rPr>
+        <w:t xml:space="preserve">  PayU  </w:t>
+      </w:r>
+      <w:r>
+        <w:rPr>
+          <w:sz w:val="10"/>
+          <w:szCs w:val="10"/>
+        </w:rPr>
+        <w:t xml:space="preserve"> </w:t>
+      </w:r>
+      <w:r>
+        <w:rPr>
+          <w:color w:val="1F4E79"/>
+          <w:sz w:val="18"/>
+          <w:szCs w:val="18"/>
+          <w:shd w:val="clear" w:color="auto" w:fill="EEF3F9"/>
+        </w:rPr>
+        <w:t xml:space="preserve">  Cash on Delivery  </w:t>
+      </w:r>
+      <w:r>
+        <w:rPr>
+          <w:sz w:val="10"/>
+          <w:szCs w:val="10"/>
+        </w:rPr>
+        <w:t xml:space="preserve"> </w:t>
+      </w:r>
+      <w:r>
+        <w:rPr>
+          <w:color w:val="1F4E79"/>
+          <w:sz w:val="18"/>
+          <w:szCs w:val="18"/>
+          <w:shd w:val="clear" w:color="auto" w:fill="EEF3F9"/>
+        </w:rPr>
+        <w:t xml:space="preserve">  Shiprocket Integration  </w:t>
+      </w:r>
+      <w:r>
+        <w:rPr>
+          <w:sz w:val="10"/>
+          <w:szCs w:val="10"/>
+        </w:rPr>
+        <w:t xml:space="preserve"> </w:t>
+      </w:r>
+      <w:r>
+        <w:rPr>
+          <w:color w:val="1F4E79"/>
+          <w:sz w:val="18"/>
+          <w:szCs w:val="18"/>
+          <w:shd w:val="clear" w:color="auto" w:fill="EEF3F9"/>
+        </w:rPr>
+        <w:t xml:space="preserve">  Shipping Zones &amp; Rates  </w:t>
+      </w:r>
+      <w:r>
+        <w:rPr>
+          <w:sz w:val="10"/>
+          <w:szCs w:val="10"/>
+        </w:rPr>
+        <w:t xml:space="preserve"> </w:t>
+      </w:r>
+      <w:r>
+        <w:rPr>
+          <w:color w:val="1F4E79"/>
+          <w:sz w:val="18"/>
+          <w:szCs w:val="18"/>
+          <w:shd w:val="clear" w:color="auto" w:fill="EEF3F9"/>
+        </w:rPr>
+        <w:t xml:space="preserve">  Order Tracking  </w:t>
+      </w:r>
+      <w:r>
+        <w:rPr>
+          <w:sz w:val="10"/>
+          <w:szCs w:val="10"/>
+        </w:rPr>
+        <w:t xml:space="preserve"> </w:t>
+      </w:r>
+      <w:r>
+        <w:rPr>
+          <w:color w:val="1F4E79"/>
+          <w:sz w:val="18"/>
+          <w:szCs w:val="18"/>
+          <w:shd w:val="clear" w:color="auto" w:fill="EEF3F9"/>
+        </w:rPr>
+        <w:t xml:space="preserve">  Order Emails  </w:t>
+      </w:r>
+      <w:r>
+        <w:rPr>
+          <w:sz w:val="10"/>
+          <w:szCs w:val="10"/>
+        </w:rPr>
+        <w:t xml:space="preserve"> </w:t>
+      </w:r>
+      <w:r>
+        <w:rPr>
+          <w:color w:val="1F4E79"/>
+          <w:sz w:val="18"/>
+          <w:szCs w:val="18"/>
+          <w:shd w:val="clear" w:color="auto" w:fill="EEF3F9"/>
+        </w:rPr>
+        <w:t xml:space="preserve">  Google Analytics 4  </w:t>
+      </w:r>
+      <w:r>
+        <w:rPr>
+          <w:sz w:val="10"/>
+          <w:szCs w:val="10"/>
+        </w:rPr>
+        <w:t xml:space="preserve"> </w:t>
+      </w:r>
+      <w:r>
+        <w:rPr>
+          <w:color w:val="1F4E79"/>
+          <w:sz w:val="18"/>
+          <w:szCs w:val="18"/>
+          <w:shd w:val="clear" w:color="auto" w:fill="EEF3F9"/>
+        </w:rPr>
+        <w:t xml:space="preserve">  Meta Pixel  </w:t>
+      </w:r>
+      <w:r>
+        <w:rPr>
+          <w:sz w:val="10"/>
+          <w:szCs w:val="10"/>
+        </w:rPr>
+        <w:t xml:space="preserve"> </w:t>
+      </w:r>
+      <w:r>
+        <w:rPr>
+          <w:color w:val="1F4E79"/>
+          <w:sz w:val="18"/>
+          <w:szCs w:val="18"/>
+          <w:shd w:val="clear" w:color="auto" w:fill="EEF3F9"/>
+        </w:rPr>
+        <w:t xml:space="preserve">  Search Console  </w:t>
       </w:r>
       <w:r>
         <w:rPr>
@@ -926,7 +851,7 @@
           <w:sz w:val="19"/>
           <w:szCs w:val="19"/>
         </w:rPr>
-        <w:t>Tools &amp; Practices</w:t>
+        <w:t>WordPress</w:t>
       </w:r>
       <w:r>
         <w:tab/>
@@ -938,171 +863,87 @@
           <w:szCs w:val="18"/>
           <w:shd w:val="clear" w:color="auto" w:fill="EEF3F9"/>
         </w:rPr>
-        <w:t xml:space="preserve">  Git  </w:t>
-      </w:r>
-      <w:r>
-        <w:rPr>
-          <w:sz w:val="10"/>
-          <w:szCs w:val="10"/>
-        </w:rPr>
-        <w:t xml:space="preserve"> </w:t>
-      </w:r>
-      <w:r>
-        <w:rPr>
-          <w:color w:val="1F4E79"/>
-          <w:sz w:val="18"/>
-          <w:szCs w:val="18"/>
-          <w:shd w:val="clear" w:color="auto" w:fill="EEF3F9"/>
-        </w:rPr>
-        <w:t xml:space="preserve">  GitHub  </w:t>
-      </w:r>
-      <w:r>
-        <w:rPr>
-          <w:sz w:val="10"/>
-          <w:szCs w:val="10"/>
-        </w:rPr>
-        <w:t xml:space="preserve"> </w:t>
-      </w:r>
-      <w:r>
-        <w:rPr>
-          <w:color w:val="1F4E79"/>
-          <w:sz w:val="18"/>
-          <w:szCs w:val="18"/>
-          <w:shd w:val="clear" w:color="auto" w:fill="EEF3F9"/>
-        </w:rPr>
-        <w:t xml:space="preserve">  Version Control  </w:t>
-      </w:r>
-      <w:r>
-        <w:rPr>
-          <w:sz w:val="10"/>
-          <w:szCs w:val="10"/>
-        </w:rPr>
-        <w:t xml:space="preserve"> </w:t>
-      </w:r>
-      <w:r>
-        <w:rPr>
-          <w:color w:val="1F4E79"/>
-          <w:sz w:val="18"/>
-          <w:szCs w:val="18"/>
-          <w:shd w:val="clear" w:color="auto" w:fill="EEF3F9"/>
-        </w:rPr>
-        <w:t xml:space="preserve">  REST API  </w:t>
-      </w:r>
-      <w:r>
-        <w:rPr>
-          <w:sz w:val="10"/>
-          <w:szCs w:val="10"/>
-        </w:rPr>
-        <w:t xml:space="preserve"> </w:t>
-      </w:r>
-      <w:r>
-        <w:rPr>
-          <w:color w:val="1F4E79"/>
-          <w:sz w:val="18"/>
-          <w:szCs w:val="18"/>
-          <w:shd w:val="clear" w:color="auto" w:fill="EEF3F9"/>
-        </w:rPr>
-        <w:t xml:space="preserve">  JSON  </w:t>
-      </w:r>
-      <w:r>
-        <w:rPr>
-          <w:sz w:val="10"/>
-          <w:szCs w:val="10"/>
-        </w:rPr>
-        <w:t xml:space="preserve"> </w:t>
-      </w:r>
-      <w:r>
-        <w:rPr>
-          <w:color w:val="1F4E79"/>
-          <w:sz w:val="18"/>
-          <w:szCs w:val="18"/>
-          <w:shd w:val="clear" w:color="auto" w:fill="EEF3F9"/>
-        </w:rPr>
-        <w:t xml:space="preserve">  VS Code  </w:t>
-      </w:r>
-      <w:r>
-        <w:rPr>
-          <w:sz w:val="10"/>
-          <w:szCs w:val="10"/>
-        </w:rPr>
-        <w:t xml:space="preserve"> </w:t>
-      </w:r>
-      <w:r>
-        <w:rPr>
-          <w:color w:val="1F4E79"/>
-          <w:sz w:val="18"/>
-          <w:szCs w:val="18"/>
-          <w:shd w:val="clear" w:color="auto" w:fill="EEF3F9"/>
-        </w:rPr>
-        <w:t xml:space="preserve">  Chrome </w:t>
-      </w:r>
-      <w:proofErr w:type="spellStart"/>
-      <w:r>
-        <w:rPr>
-          <w:color w:val="1F4E79"/>
-          <w:sz w:val="18"/>
-          <w:szCs w:val="18"/>
-          <w:shd w:val="clear" w:color="auto" w:fill="EEF3F9"/>
-        </w:rPr>
-        <w:t>DevTools</w:t>
-      </w:r>
-      <w:proofErr w:type="spellEnd"/>
-      <w:r>
-        <w:rPr>
-          <w:color w:val="1F4E79"/>
-          <w:sz w:val="18"/>
-          <w:szCs w:val="18"/>
-          <w:shd w:val="clear" w:color="auto" w:fill="EEF3F9"/>
-        </w:rPr>
-        <w:t xml:space="preserve">  </w:t>
-      </w:r>
-      <w:r>
-        <w:rPr>
-          <w:sz w:val="10"/>
-          <w:szCs w:val="10"/>
-        </w:rPr>
-        <w:t xml:space="preserve"> </w:t>
-      </w:r>
-      <w:r>
-        <w:rPr>
-          <w:color w:val="1F4E79"/>
-          <w:sz w:val="18"/>
-          <w:szCs w:val="18"/>
-          <w:shd w:val="clear" w:color="auto" w:fill="EEF3F9"/>
-        </w:rPr>
-        <w:t xml:space="preserve">  Netlify  </w:t>
-      </w:r>
-      <w:r>
-        <w:rPr>
-          <w:sz w:val="10"/>
-          <w:szCs w:val="10"/>
-        </w:rPr>
-        <w:t xml:space="preserve"> </w:t>
-      </w:r>
-      <w:r>
-        <w:rPr>
-          <w:color w:val="1F4E79"/>
-          <w:sz w:val="18"/>
-          <w:szCs w:val="18"/>
-          <w:shd w:val="clear" w:color="auto" w:fill="EEF3F9"/>
-        </w:rPr>
-        <w:t xml:space="preserve">  Performance Optimization  </w:t>
-      </w:r>
-      <w:r>
-        <w:rPr>
-          <w:sz w:val="10"/>
-          <w:szCs w:val="10"/>
-        </w:rPr>
-        <w:t xml:space="preserve"> </w:t>
-      </w:r>
-      <w:r>
-        <w:rPr>
-          <w:color w:val="1F4E79"/>
-          <w:sz w:val="18"/>
-          <w:szCs w:val="18"/>
-          <w:shd w:val="clear" w:color="auto" w:fill="EEF3F9"/>
-        </w:rPr>
-        <w:t xml:space="preserve">  Cross-Browser Compatibility  </w:t>
+        <w:t xml:space="preserve">  WordPress Development  </w:t>
+      </w:r>
+      <w:r>
+        <w:rPr>
+          <w:sz w:val="10"/>
+          <w:szCs w:val="10"/>
+        </w:rPr>
+        <w:t xml:space="preserve"> </w:t>
+      </w:r>
+      <w:r>
+        <w:rPr>
+          <w:color w:val="1F4E79"/>
+          <w:sz w:val="18"/>
+          <w:szCs w:val="18"/>
+          <w:shd w:val="clear" w:color="auto" w:fill="EEF3F9"/>
+        </w:rPr>
+        <w:t xml:space="preserve">  Elementor  </w:t>
+      </w:r>
+      <w:r>
+        <w:rPr>
+          <w:sz w:val="10"/>
+          <w:szCs w:val="10"/>
+        </w:rPr>
+        <w:t xml:space="preserve"> </w:t>
+      </w:r>
+      <w:r>
+        <w:rPr>
+          <w:color w:val="1F4E79"/>
+          <w:sz w:val="18"/>
+          <w:szCs w:val="18"/>
+          <w:shd w:val="clear" w:color="auto" w:fill="EEF3F9"/>
+        </w:rPr>
+        <w:t xml:space="preserve">  Theme Customization  </w:t>
+      </w:r>
+      <w:r>
+        <w:rPr>
+          <w:sz w:val="10"/>
+          <w:szCs w:val="10"/>
+        </w:rPr>
+        <w:t xml:space="preserve"> </w:t>
+      </w:r>
+      <w:r>
+        <w:rPr>
+          <w:color w:val="1F4E79"/>
+          <w:sz w:val="18"/>
+          <w:szCs w:val="18"/>
+          <w:shd w:val="clear" w:color="auto" w:fill="EEF3F9"/>
+        </w:rPr>
+        <w:t xml:space="preserve">  Plugins  </w:t>
+      </w:r>
+      <w:r>
+        <w:rPr>
+          <w:sz w:val="10"/>
+          <w:szCs w:val="10"/>
+        </w:rPr>
+        <w:t xml:space="preserve"> </w:t>
+      </w:r>
+      <w:r>
+        <w:rPr>
+          <w:color w:val="1F4E79"/>
+          <w:sz w:val="18"/>
+          <w:szCs w:val="18"/>
+          <w:shd w:val="clear" w:color="auto" w:fill="EEF3F9"/>
+        </w:rPr>
+        <w:t xml:space="preserve">  SEO Optimization  </w:t>
+      </w:r>
+      <w:r>
+        <w:rPr>
+          <w:sz w:val="10"/>
+          <w:szCs w:val="10"/>
+        </w:rPr>
+        <w:t xml:space="preserve"> </w:t>
+      </w:r>
+      <w:r>
+        <w:rPr>
+          <w:color w:val="1F4E79"/>
+          <w:sz w:val="18"/>
+          <w:szCs w:val="18"/>
+          <w:shd w:val="clear" w:color="auto" w:fill="EEF3F9"/>
+        </w:rPr>
+        <w:t xml:space="preserve">  Migration   </w:t>
       </w:r>
       <w:r>
         <w:rPr>
@@ -1128,13 +969,193 @@
           <w:sz w:val="19"/>
           <w:szCs w:val="19"/>
         </w:rPr>
+        <w:t>Tools &amp; Practices</w:t>
+      </w:r>
+      <w:r>
+        <w:tab/>
+      </w:r>
+      <w:r>
+        <w:rPr>
+          <w:color w:val="1F4E79"/>
+          <w:sz w:val="18"/>
+          <w:szCs w:val="18"/>
+          <w:shd w:val="clear" w:color="auto" w:fill="EEF3F9"/>
+        </w:rPr>
+        <w:t xml:space="preserve">  Git  </w:t>
+      </w:r>
+      <w:r>
+        <w:rPr>
+          <w:sz w:val="10"/>
+          <w:szCs w:val="10"/>
+        </w:rPr>
+        <w:t xml:space="preserve"> </w:t>
+      </w:r>
+      <w:r>
+        <w:rPr>
+          <w:color w:val="1F4E79"/>
+          <w:sz w:val="18"/>
+          <w:szCs w:val="18"/>
+          <w:shd w:val="clear" w:color="auto" w:fill="EEF3F9"/>
+        </w:rPr>
+        <w:t xml:space="preserve">  GitHub  </w:t>
+      </w:r>
+      <w:r>
+        <w:rPr>
+          <w:sz w:val="10"/>
+          <w:szCs w:val="10"/>
+        </w:rPr>
+        <w:t xml:space="preserve"> </w:t>
+      </w:r>
+      <w:r>
+        <w:rPr>
+          <w:color w:val="1F4E79"/>
+          <w:sz w:val="18"/>
+          <w:szCs w:val="18"/>
+          <w:shd w:val="clear" w:color="auto" w:fill="EEF3F9"/>
+        </w:rPr>
+        <w:t xml:space="preserve">  Version Control  </w:t>
+      </w:r>
+      <w:r>
+        <w:rPr>
+          <w:sz w:val="10"/>
+          <w:szCs w:val="10"/>
+        </w:rPr>
+        <w:t xml:space="preserve"> </w:t>
+      </w:r>
+      <w:r>
+        <w:rPr>
+          <w:color w:val="1F4E79"/>
+          <w:sz w:val="18"/>
+          <w:szCs w:val="18"/>
+          <w:shd w:val="clear" w:color="auto" w:fill="EEF3F9"/>
+        </w:rPr>
+        <w:t xml:space="preserve">  REST API  </w:t>
+      </w:r>
+      <w:r>
+        <w:rPr>
+          <w:sz w:val="10"/>
+          <w:szCs w:val="10"/>
+        </w:rPr>
+        <w:t xml:space="preserve"> </w:t>
+      </w:r>
+      <w:r>
+        <w:rPr>
+          <w:color w:val="1F4E79"/>
+          <w:sz w:val="18"/>
+          <w:szCs w:val="18"/>
+          <w:shd w:val="clear" w:color="auto" w:fill="EEF3F9"/>
+        </w:rPr>
+        <w:t xml:space="preserve">  JSON  </w:t>
+      </w:r>
+      <w:r>
+        <w:rPr>
+          <w:sz w:val="10"/>
+          <w:szCs w:val="10"/>
+        </w:rPr>
+        <w:t xml:space="preserve"> </w:t>
+      </w:r>
+      <w:r>
+        <w:rPr>
+          <w:color w:val="1F4E79"/>
+          <w:sz w:val="18"/>
+          <w:szCs w:val="18"/>
+          <w:shd w:val="clear" w:color="auto" w:fill="EEF3F9"/>
+        </w:rPr>
+        <w:t xml:space="preserve">  VS Code  </w:t>
+      </w:r>
+      <w:r>
+        <w:rPr>
+          <w:sz w:val="10"/>
+          <w:szCs w:val="10"/>
+        </w:rPr>
+        <w:t xml:space="preserve"> </w:t>
+      </w:r>
+      <w:r>
+        <w:rPr>
+          <w:color w:val="1F4E79"/>
+          <w:sz w:val="18"/>
+          <w:szCs w:val="18"/>
+          <w:shd w:val="clear" w:color="auto" w:fill="EEF3F9"/>
+        </w:rPr>
+        <w:t xml:space="preserve">  Chrome DevTools  </w:t>
+      </w:r>
+      <w:r>
+        <w:rPr>
+          <w:sz w:val="10"/>
+          <w:szCs w:val="10"/>
+        </w:rPr>
+        <w:t xml:space="preserve"> </w:t>
+      </w:r>
+      <w:r>
+        <w:rPr>
+          <w:color w:val="1F4E79"/>
+          <w:sz w:val="18"/>
+          <w:szCs w:val="18"/>
+          <w:shd w:val="clear" w:color="auto" w:fill="EEF3F9"/>
+        </w:rPr>
+        <w:t xml:space="preserve">  Netlify  </w:t>
+      </w:r>
+      <w:r>
+        <w:rPr>
+          <w:sz w:val="10"/>
+          <w:szCs w:val="10"/>
+        </w:rPr>
+        <w:t xml:space="preserve"> </w:t>
+      </w:r>
+      <w:r>
+        <w:rPr>
+          <w:color w:val="1F4E79"/>
+          <w:sz w:val="18"/>
+          <w:szCs w:val="18"/>
+          <w:shd w:val="clear" w:color="auto" w:fill="EEF3F9"/>
+        </w:rPr>
+        <w:t xml:space="preserve">  Performance Optimization  </w:t>
+      </w:r>
+      <w:r>
+        <w:rPr>
+          <w:sz w:val="10"/>
+          <w:szCs w:val="10"/>
+        </w:rPr>
+        <w:t xml:space="preserve"> </w:t>
+      </w:r>
+      <w:r>
+        <w:rPr>
+          <w:color w:val="1F4E79"/>
+          <w:sz w:val="18"/>
+          <w:szCs w:val="18"/>
+          <w:shd w:val="clear" w:color="auto" w:fill="EEF3F9"/>
+        </w:rPr>
+        <w:t xml:space="preserve">  Cross-Browser Compatibility  </w:t>
+      </w:r>
+      <w:r>
+        <w:rPr>
+          <w:sz w:val="10"/>
+          <w:szCs w:val="10"/>
+        </w:rPr>
+        <w:t xml:space="preserve"> </w:t>
+      </w:r>
+    </w:p>
+    <w:p>
+      <w:pPr>
+        <w:tabs>
+          <w:tab w:val="left" w:pos="1500"/>
+        </w:tabs>
+        <w:spacing w:after="90" w:line="276" w:lineRule="auto"/>
+        <w:ind w:left="1500" w:hanging="1500"/>
+      </w:pPr>
+      <w:r>
+        <w:rPr>
+          <w:b/>
+          <w:bCs/>
+          <w:color w:val="1F4E79"/>
+          <w:sz w:val="19"/>
+          <w:szCs w:val="19"/>
+        </w:rPr>
         <w:t>AI Tools</w:t>
       </w:r>
       <w:r>
         <w:tab/>
       </w:r>
-      <w:proofErr w:type="spellStart"/>
-      <w:proofErr w:type="spellEnd"/>
       <w:r>
         <w:rPr>
           <w:sz w:val="18"/>
@@ -1348,117 +1369,27 @@
           <w:bCs/>
           <w:color w:val="2C333B"/>
         </w:rPr>
-        <w:t>30</w:t>
-      </w:r>
-      <w:r>
-        <w:rPr>
-          <w:b/>
-          <w:bCs/>
-          <w:color w:val="2C333B"/>
-        </w:rPr>
-        <w:t>+ responsive</w:t>
-      </w:r>
-      <w:r>
-        <w:rPr>
-          <w:b/>
-          <w:bCs/>
-          <w:color w:val="2C333B"/>
-        </w:rPr>
-        <w:t xml:space="preserve"> Frontend websites</w:t>
-      </w:r>
-      <w:r>
-        <w:rPr>
-          <w:b/>
-          <w:bCs/>
-          <w:color w:val="2C333B"/>
-        </w:rPr>
-        <w:t xml:space="preserve"> </w:t>
-      </w:r>
-      <w:r>
-        <w:rPr>
-          <w:color w:val="2C333B"/>
-        </w:rPr>
-        <w:t>using</w:t>
-      </w:r>
-      <w:r>
-        <w:rPr>
-          <w:color w:val="2C333B"/>
-        </w:rPr>
-        <w:t xml:space="preserve"> HTML, CSS &amp; JS</w:t>
-      </w:r>
-      <w:r>
-        <w:rPr>
-          <w:b/>
-          <w:bCs/>
-          <w:color w:val="2C333B"/>
-        </w:rPr>
-        <w:t xml:space="preserve">, 10+ </w:t>
-      </w:r>
-      <w:r>
-        <w:rPr>
-          <w:b/>
-          <w:bCs/>
-          <w:color w:val="2C333B"/>
-        </w:rPr>
-        <w:t>WordPress</w:t>
-      </w:r>
-      <w:r>
-        <w:rPr>
-          <w:b/>
-          <w:bCs/>
-          <w:color w:val="2C333B"/>
-        </w:rPr>
-        <w:t xml:space="preserve"> sites, and 3+ </w:t>
-      </w:r>
-      <w:r>
-        <w:rPr>
-          <w:b/>
-          <w:bCs/>
-          <w:color w:val="2C333B"/>
-        </w:rPr>
-        <w:t>Shopify stores</w:t>
-      </w:r>
-      <w:r>
-        <w:rPr>
-          <w:color w:val="2C333B"/>
-        </w:rPr>
-        <w:t xml:space="preserve"> using Liquid, sections, and snippets</w:t>
-      </w:r>
-      <w:r>
-        <w:rPr>
-          <w:color w:val="2C333B"/>
-        </w:rPr>
-        <w:t xml:space="preserve"> </w:t>
-      </w:r>
-      <w:r>
-        <w:rPr>
-          <w:color w:val="2C333B"/>
-        </w:rPr>
-        <w:t>converting HTML and design files into pixel</w:t>
-      </w:r>
-      <w:r>
-        <w:rPr>
-          <w:color w:val="2C333B"/>
-        </w:rPr>
-        <w:t xml:space="preserve"> </w:t>
-      </w:r>
-      <w:r>
-        <w:rPr>
-          <w:color w:val="2C333B"/>
-        </w:rPr>
-        <w:t>perfect, mobile</w:t>
-      </w:r>
-      <w:r>
-        <w:rPr>
-          <w:color w:val="2C333B"/>
-        </w:rPr>
-        <w:t xml:space="preserve"> </w:t>
-      </w:r>
-      <w:r>
-        <w:rPr>
-          <w:color w:val="2C333B"/>
-        </w:rPr>
-        <w:t>first themes.</w:t>
+        <w:t xml:space="preserve">30+ responsive Frontend websites </w:t>
+      </w:r>
+      <w:r>
+        <w:rPr>
+          <w:color w:val="2C333B"/>
+        </w:rPr>
+        <w:t xml:space="preserve">using HTML, CSS &amp; JS</w:t>
+      </w:r>
+      <w:r>
+        <w:rPr>
+          <w:b/>
+          <w:bCs/>
+          <w:color w:val="2C333B"/>
+        </w:rPr>
+        <w:t xml:space="preserve">, 10+ WordPress sites, and 3+ Shopify stores</w:t>
+      </w:r>
+      <w:r>
+        <w:rPr>
+          <w:color w:val="2C333B"/>
+        </w:rPr>
+        <w:t xml:space="preserve"> using Liquid, sections, and snippets converting HTML and design files into pixel perfect, mobile first themes.</w:t>
       </w:r>
     </w:p>
     <w:p>
@@ -1504,19 +1435,7 @@
         <w:rPr>
           <w:color w:val="2C333B"/>
         </w:rPr>
-        <w:t>Optimized store performance via image lazy loading, code minification, and asset cleanup</w:t>
-      </w:r>
-      <w:r>
-        <w:rPr>
-          <w:color w:val="2C333B"/>
-        </w:rPr>
-        <w:t xml:space="preserve"> </w:t>
-      </w:r>
-      <w:r>
-        <w:rPr>
-          <w:color w:val="2C333B"/>
-        </w:rPr>
-        <w:t xml:space="preserve">raising </w:t>
+        <w:t xml:space="preserve">Optimized store performance via image lazy loading, code minification, and asset cleanup raising </w:t>
       </w:r>
       <w:r>
         <w:rPr>
@@ -1784,6 +1703,7 @@
     </w:p>
     <w:p>
       <w:pPr>
+        <w:keepNext/>
         <w:pBdr>
           <w:bottom w:val="single" w:sz="8" w:space="2" w:color="E2E7EE"/>
         </w:pBdr>
@@ -1811,6 +1731,7 @@
     </w:p>
     <w:p>
       <w:pPr>
+        <w:keepNext/>
         <w:spacing w:before="50" w:after="15"/>
       </w:pPr>
       <w:r>
@@ -1840,6 +1761,7 @@
     </w:p>
     <w:p>
       <w:pPr>
+        <w:keepNext/>
         <w:spacing w:before="50" w:after="15"/>
       </w:pPr>
       <w:r>
@@ -1848,17 +1770,7 @@
           <w:bCs/>
           <w:color w:val="20252B"/>
         </w:rPr>
-        <w:t>Responsive Portfolio Website</w:t>
-      </w:r>
-      <w:r>
-        <w:rPr>
-          <w:i/>
-          <w:iCs/>
-          <w:color w:val="5B6570"/>
-          <w:sz w:val="18"/>
-          <w:szCs w:val="18"/>
-        </w:rPr>
-        <w:t xml:space="preserve">  —  irshad-alungal.github.io/web</w:t>
+        <w:t>Shopify Store Setup, Payments &amp; Shipping</w:t>
       </w:r>
     </w:p>
     <w:p>
@@ -1874,20 +1786,7 @@
         <w:rPr>
           <w:color w:val="2C333B"/>
         </w:rPr>
-        <w:t>Built with HTML, CSS, and JavaScript featuring a responsive UI, interactive animations, and optimized load performance.</w:t>
-      </w:r>
-    </w:p>
-    <w:p>
-      <w:pPr>
-        <w:spacing w:before="50" w:after="15"/>
-      </w:pPr>
-      <w:r>
-        <w:rPr>
-          <w:b/>
-          <w:bCs/>
-          <w:color w:val="20252B"/>
-        </w:rPr>
-        <w:t>WordPress Business Websites</w:t>
+        <w:t xml:space="preserve">Set up complete Shopify stores: products and collections, domain and email, taxes, policies and checkout, with order and shipping emails configured.</w:t>
       </w:r>
     </w:p>
     <w:p>
@@ -1903,35 +1802,7 @@
         <w:rPr>
           <w:color w:val="2C333B"/>
         </w:rPr>
-        <w:t xml:space="preserve">Created responsive, SEO-optimized business websites with customized themes and </w:t>
-      </w:r>
-      <w:proofErr w:type="spellStart"/>
-      <w:r>
-        <w:rPr>
-          <w:color w:val="2C333B"/>
-        </w:rPr>
-        <w:t>Elementor</w:t>
-      </w:r>
-      <w:proofErr w:type="spellEnd"/>
-      <w:r>
-        <w:rPr>
-          <w:color w:val="2C333B"/>
-        </w:rPr>
-        <w:t xml:space="preserve"> page building.</w:t>
-      </w:r>
-    </w:p>
-    <w:p>
-      <w:pPr>
-        <w:spacing w:before="50" w:after="15"/>
-      </w:pPr>
-      <w:r>
-        <w:rPr>
-          <w:b/>
-          <w:bCs/>
-          <w:color w:val="20252B"/>
-        </w:rPr>
-        <w:lastRenderedPageBreak/>
-        <w:t>API Integration &amp; Frontend Dashboards</w:t>
+        <w:t xml:space="preserve">Integrated payment gateways (Razorpay, Stripe, PayPal, Cashfree, PayU) and cash on delivery, tested in test and live mode.</w:t>
       </w:r>
     </w:p>
     <w:p>
@@ -1947,34 +1818,31 @@
         <w:rPr>
           <w:color w:val="2C333B"/>
         </w:rPr>
-        <w:t>Developed landing pages and frontend dashboards consuming REST APIs with dynamic JSON data rendering.</w:t>
-      </w:r>
-    </w:p>
-    <w:p>
-      <w:pPr>
-        <w:pBdr>
-          <w:bottom w:val="single" w:sz="8" w:space="2" w:color="E2E7EE"/>
-        </w:pBdr>
-        <w:spacing w:before="180" w:after="70"/>
-      </w:pPr>
-      <w:r>
-        <w:rPr>
-          <w:color w:val="1F4E79"/>
-          <w:sz w:val="18"/>
-          <w:szCs w:val="18"/>
-        </w:rPr>
-        <w:t xml:space="preserve">◆  </w:t>
-      </w:r>
-      <w:r>
-        <w:rPr>
-          <w:b/>
-          <w:bCs/>
-          <w:color w:val="1F4E79"/>
-          <w:spacing w:val="20"/>
-          <w:sz w:val="21"/>
-          <w:szCs w:val="21"/>
-        </w:rPr>
-        <w:t>ACHIEVEMENTS</w:t>
+        <w:t xml:space="preserve">Connected Shiprocket for order sync, courier selection, shipping rates and customer order tracking; set up Google Analytics 4, Meta Pixel and Search Console.</w:t>
+      </w:r>
+    </w:p>
+    <w:p>
+      <w:pPr>
+        <w:keepNext/>
+        <w:spacing w:before="50" w:after="15"/>
+      </w:pPr>
+      <w:r>
+        <w:rPr>
+          <w:b/>
+          <w:bCs/>
+          <w:color w:val="20252B"/>
+        </w:rPr>
+        <w:t>Responsive Portfolio Website</w:t>
+      </w:r>
+      <w:r>
+        <w:rPr>
+          <w:i/>
+          <w:iCs/>
+          <w:color w:val="5B6570"/>
+          <w:sz w:val="18"/>
+          <w:szCs w:val="18"/>
+        </w:rPr>
+        <w:t xml:space="preserve">  —  irshad-alungal.github.io</w:t>
       </w:r>
     </w:p>
     <w:p>
@@ -1988,31 +1856,23 @@
       </w:pPr>
       <w:r>
         <w:rPr>
-          <w:b/>
-          <w:bCs/>
-          <w:color w:val="2C333B"/>
-        </w:rPr>
-        <w:t>Fi-Pro Frontend Challenge Winner</w:t>
-      </w:r>
-      <w:r>
-        <w:rPr>
-          <w:color w:val="2C333B"/>
-        </w:rPr>
-        <w:t xml:space="preserve"> — won the front-end development challenge organized by </w:t>
-      </w:r>
-      <w:proofErr w:type="spellStart"/>
-      <w:r>
-        <w:rPr>
-          <w:color w:val="2C333B"/>
-        </w:rPr>
-        <w:t>TinkerHub</w:t>
-      </w:r>
-      <w:proofErr w:type="spellEnd"/>
-      <w:r>
-        <w:rPr>
-          <w:color w:val="2C333B"/>
-        </w:rPr>
-        <w:t xml:space="preserve"> KMCT.</w:t>
+          <w:color w:val="2C333B"/>
+        </w:rPr>
+        <w:t>Portfolio and business profile with a filterable client list, CV download and contact links; built with HTML, CSS, and JavaScript, responsive, accessible and SEO-optimized, hosted on GitHub Pages.</w:t>
+      </w:r>
+    </w:p>
+    <w:p>
+      <w:pPr>
+        <w:keepNext/>
+        <w:spacing w:before="50" w:after="15"/>
+      </w:pPr>
+      <w:r>
+        <w:rPr>
+          <w:b/>
+          <w:bCs/>
+          <w:color w:val="20252B"/>
+        </w:rPr>
+        <w:t>WordPress Business Websites</w:t>
       </w:r>
     </w:p>
     <w:p>
@@ -2026,64 +1886,40 @@
       </w:pPr>
       <w:r>
         <w:rPr>
-          <w:b/>
-          <w:bCs/>
-          <w:color w:val="2C333B"/>
-        </w:rPr>
-        <w:t>National-Level Project Competition Winner</w:t>
-      </w:r>
-      <w:r>
-        <w:rPr>
-          <w:color w:val="2C333B"/>
-        </w:rPr>
-        <w:t xml:space="preserve"> — earned two national awards at SRISHTI'22 (</w:t>
-      </w:r>
-      <w:proofErr w:type="spellStart"/>
-      <w:r>
-        <w:rPr>
-          <w:color w:val="2C333B"/>
-        </w:rPr>
-        <w:t>Saintgits</w:t>
-      </w:r>
-      <w:proofErr w:type="spellEnd"/>
-      <w:r>
-        <w:rPr>
-          <w:color w:val="2C333B"/>
-        </w:rPr>
-        <w:t xml:space="preserve"> College of Engineering</w:t>
-      </w:r>
-      <w:r>
-        <w:rPr>
-          <w:color w:val="2C333B"/>
-        </w:rPr>
-        <w:t>,</w:t>
-      </w:r>
-      <w:r>
-        <w:t xml:space="preserve"> </w:t>
-      </w:r>
-      <w:r>
-        <w:rPr>
-          <w:color w:val="2C333B"/>
-        </w:rPr>
-        <w:t>Kottayam, Kerala</w:t>
-      </w:r>
-      <w:r>
-        <w:rPr>
-          <w:color w:val="2C333B"/>
-        </w:rPr>
-        <w:t>) for the “Design &amp; Fabrication of UV</w:t>
-      </w:r>
-      <w:r>
-        <w:rPr>
-          <w:color w:val="2C333B"/>
-        </w:rPr>
-        <w:t xml:space="preserve"> Dress</w:t>
-      </w:r>
-      <w:r>
-        <w:rPr>
-          <w:color w:val="2C333B"/>
-        </w:rPr>
-        <w:t xml:space="preserve"> Dryer” project, including Best SolidWorks Project and Best Analytical Project.</w:t>
+          <w:color w:val="2C333B"/>
+        </w:rPr>
+        <w:t xml:space="preserve">Created responsive, SEO-optimized business websites with customized themes and Elementor page building.</w:t>
+      </w:r>
+    </w:p>
+    <w:p>
+      <w:pPr>
+        <w:keepNext/>
+        <w:spacing w:before="50" w:after="15"/>
+      </w:pPr>
+      <w:r>
+        <w:rPr>
+          <w:b/>
+          <w:bCs/>
+          <w:color w:val="20252B"/>
+        </w:rPr>
+        <w:lastRenderedPageBreak/>
+        <w:t>API Integration &amp; Frontend Dashboards</w:t>
+      </w:r>
+    </w:p>
+    <w:p>
+      <w:pPr>
+        <w:pStyle w:val="ListParagraph"/>
+        <w:numPr>
+          <w:ilvl w:val="0"/>
+          <w:numId w:val="2"/>
+        </w:numPr>
+        <w:spacing w:after="30"/>
+      </w:pPr>
+      <w:r>
+        <w:rPr>
+          <w:color w:val="2C333B"/>
+        </w:rPr>
+        <w:t>Developed landing pages and frontend dashboards consuming REST APIs with dynamic JSON data rendering.</w:t>
       </w:r>
     </w:p>
     <w:p>
@@ -2110,6 +1946,90 @@
           <w:sz w:val="21"/>
           <w:szCs w:val="21"/>
         </w:rPr>
+        <w:t>ACHIEVEMENTS</w:t>
+      </w:r>
+    </w:p>
+    <w:p>
+      <w:pPr>
+        <w:pStyle w:val="ListParagraph"/>
+        <w:numPr>
+          <w:ilvl w:val="0"/>
+          <w:numId w:val="2"/>
+        </w:numPr>
+        <w:spacing w:after="30"/>
+      </w:pPr>
+      <w:r>
+        <w:rPr>
+          <w:b/>
+          <w:bCs/>
+          <w:color w:val="2C333B"/>
+        </w:rPr>
+        <w:t>Fi-Pro Frontend Challenge Winner</w:t>
+      </w:r>
+      <w:r>
+        <w:rPr>
+          <w:color w:val="2C333B"/>
+        </w:rPr>
+        <w:t xml:space="preserve"> — won the front-end development challenge organized by TinkerHub KMCT.</w:t>
+      </w:r>
+    </w:p>
+    <w:p>
+      <w:pPr>
+        <w:pStyle w:val="ListParagraph"/>
+        <w:numPr>
+          <w:ilvl w:val="0"/>
+          <w:numId w:val="2"/>
+        </w:numPr>
+        <w:spacing w:after="30"/>
+      </w:pPr>
+      <w:r>
+        <w:rPr>
+          <w:b/>
+          <w:bCs/>
+          <w:color w:val="2C333B"/>
+        </w:rPr>
+        <w:t>National-Level Project Competition Winner</w:t>
+      </w:r>
+      <w:r>
+        <w:rPr>
+          <w:color w:val="2C333B"/>
+        </w:rPr>
+        <w:t xml:space="preserve"> — earned two national awards at SRISHTI'22 (Saintgits College of Engineering,</w:t>
+      </w:r>
+      <w:r>
+        <w:t xml:space="preserve"> </w:t>
+      </w:r>
+      <w:r>
+        <w:rPr>
+          <w:color w:val="2C333B"/>
+        </w:rPr>
+        <w:t xml:space="preserve">Kottayam, Kerala) for the “Design &amp; Fabrication of UV Dress Dryer” project, including Best SolidWorks Project and Best Analytical Project.</w:t>
+      </w:r>
+    </w:p>
+    <w:p>
+      <w:pPr>
+        <w:pBdr>
+          <w:bottom w:val="single" w:sz="8" w:space="2" w:color="E2E7EE"/>
+        </w:pBdr>
+        <w:spacing w:before="180" w:after="70"/>
+      </w:pPr>
+      <w:r>
+        <w:rPr>
+          <w:color w:val="1F4E79"/>
+          <w:sz w:val="18"/>
+          <w:szCs w:val="18"/>
+        </w:rPr>
+        <w:t xml:space="preserve">◆  </w:t>
+      </w:r>
+      <w:r>
+        <w:rPr>
+          <w:b/>
+          <w:bCs/>
+          <w:color w:val="1F4E79"/>
+          <w:spacing w:val="20"/>
+          <w:sz w:val="21"/>
+          <w:szCs w:val="21"/>
+        </w:rPr>
         <w:t>EDUCATION</w:t>
       </w:r>
     </w:p>
@@ -2120,23 +2040,13 @@
         </w:tabs>
         <w:spacing w:before="50"/>
       </w:pPr>
-      <w:proofErr w:type="spellStart"/>
       <w:r>
         <w:rPr>
           <w:b/>
           <w:bCs/>
           <w:color w:val="20252B"/>
         </w:rPr>
-        <w:t>B.Tech</w:t>
-      </w:r>
-      <w:proofErr w:type="spellEnd"/>
-      <w:r>
-        <w:rPr>
-          <w:b/>
-          <w:bCs/>
-          <w:color w:val="20252B"/>
-        </w:rPr>
-        <w:t>, Mechanical Engineering</w:t>
+        <w:t>B.Tech, Mechanical Engineering</w:t>
       </w:r>
       <w:r>
         <w:rPr>
